--- a/word_reports/LP_0243_위치_170_Miguel Ramos_Organo Hammo.docx
+++ b/word_reports/LP_0243_위치_170_Miguel Ramos_Organo Hammo.docx
@@ -4,7 +4,7 @@
   <w:body>
     <w:p>
       <w:pPr>
-        <w:spacing w:after="280"/>
+        <w:spacing w:after="80"/>
       </w:pPr>
       <w:r>
         <w:rPr w:rFonts="맑은 고딕">
@@ -13,94 +13,47 @@
           <w:color w:val="1E3A8A"/>
           <w:sz w:val="30"/>
         </w:rPr>
-        <w:t>[170] Miguel Ramos - Organo Hammond Vol. 13</w:t>
+        <w:t>Miguel Ramos (미구엘 라모스) - Organo Hammond Vol. 13</w:t>
       </w:r>
     </w:p>
     <w:p>
       <w:pPr>
-        <w:spacing w:after="320"/>
+        <w:spacing w:after="240"/>
       </w:pPr>
       <w:r>
         <w:rPr w:rFonts="맑은 고딕">
           <w:rFonts w:ascii="맑은 고딕" w:hAnsi="맑은 고딕" w:eastAsia="맑은 고딕"/>
           <w:b/>
-          <w:sz w:val="20"/>
+          <w:color w:val="4B5563"/>
+          <w:sz w:val="22"/>
         </w:rPr>
-        <w:t>■ 위치 : 170</w:t>
-        <w:br/>
-      </w:r>
-      <w:r>
-        <w:rPr w:rFonts="맑은 고딕">
-          <w:rFonts w:ascii="맑은 고딕" w:hAnsi="맑은 고딕" w:eastAsia="맑은 고딕"/>
-          <w:b/>
-          <w:sz w:val="20"/>
-        </w:rPr>
-        <w:t>■ 아티스트 : Miguel Ramos</w:t>
-        <w:br/>
-      </w:r>
-      <w:r>
-        <w:rPr w:rFonts="맑은 고딕">
-          <w:rFonts w:ascii="맑은 고딕" w:hAnsi="맑은 고딕" w:eastAsia="맑은 고딕"/>
-          <w:b/>
-          <w:sz w:val="20"/>
-        </w:rPr>
-        <w:t>■ 앨범명 : Organo Hammond Vol. 13</w:t>
-        <w:br/>
-      </w:r>
-      <w:r>
-        <w:rPr w:rFonts="맑은 고딕">
-          <w:rFonts w:ascii="맑은 고딕" w:hAnsi="맑은 고딕" w:eastAsia="맑은 고딕"/>
-          <w:b w:val="0"/>
-          <w:sz w:val="20"/>
-        </w:rPr>
-        <w:t>■ 음반 레이블 : Hispavox (히스파복스)</w:t>
-        <w:br/>
-      </w:r>
-      <w:r>
-        <w:rPr w:rFonts="맑은 고딕">
-          <w:rFonts w:ascii="맑은 고딕" w:hAnsi="맑은 고딕" w:eastAsia="맑은 고딕"/>
-          <w:b w:val="0"/>
-          <w:sz w:val="20"/>
-        </w:rPr>
-        <w:t>■ 발매년도 : 1974</w:t>
-        <w:br/>
-      </w:r>
-      <w:r>
-        <w:rPr w:rFonts="맑은 고딕">
-          <w:rFonts w:ascii="맑은 고딕" w:hAnsi="맑은 고딕" w:eastAsia="맑은 고딕"/>
-          <w:b w:val="0"/>
-          <w:sz w:val="20"/>
-        </w:rPr>
-        <w:t>■ 장르 : 이지 리스닝 / 라운지 / 해몬드 오르간 연주 (Easy Listening / Hammond Organ)</w:t>
-        <w:br/>
-      </w:r>
-      <w:r>
-        <w:rPr w:rFonts="맑은 고딕">
-          <w:rFonts w:ascii="맑은 고딕" w:hAnsi="맑은 고딕" w:eastAsia="맑은 고딕"/>
-          <w:b w:val="0"/>
-          <w:sz w:val="20"/>
-        </w:rPr>
-        <w:t>■ 주요 수록곡 : 1. Love's Theme (사랑의 테마)</w:t>
-        <w:br/>
+        <w:t>위치 :  170</w:t>
       </w:r>
     </w:p>
     <w:p>
       <w:pPr>
-        <w:spacing w:after="160"/>
+        <w:spacing w:line="324" w:lineRule="auto" w:before="80" w:after="160"/>
       </w:pPr>
       <w:r>
         <w:rPr w:rFonts="맑은 고딕">
           <w:rFonts w:ascii="맑은 고딕" w:hAnsi="맑은 고딕" w:eastAsia="맑은 고딕"/>
           <w:b/>
           <w:color w:val="1F2937"/>
-          <w:sz w:val="24"/>
+          <w:sz w:val="22"/>
         </w:rPr>
-        <w:t>■ 음반 해설 및 감상 가이드</w:t>
+        <w:t xml:space="preserve">[음반 소개] </w:t>
+      </w:r>
+      <w:r>
+        <w:rPr w:rFonts="맑은 고딕">
+          <w:rFonts w:ascii="맑은 고딕" w:hAnsi="맑은 고딕" w:eastAsia="맑은 고딕"/>
+          <w:b w:val="0"/>
+          <w:sz w:val="21"/>
+        </w:rPr>
       </w:r>
     </w:p>
     <w:p>
       <w:pPr>
-        <w:spacing w:line="312" w:lineRule="auto" w:after="120"/>
+        <w:spacing w:line="324" w:lineRule="auto" w:after="120"/>
       </w:pPr>
       <w:r>
         <w:rPr w:rFonts="맑은 고딕">
@@ -108,51 +61,516 @@
           <w:b w:val="0"/>
           <w:sz w:val="21"/>
         </w:rPr>
-        <w:t>스페인 출신의 건반 연주자 미겔 라모스(Miguel Ramos)는 1960년대 후반부터 1970년대에 이르기까지 해몬드 오르간(Hammond Organ) 연주의 독보적인 거장으로 명성을 떨쳤습니다. 스페인의 명문 레이블 히스파복스(Hispavox)를 통해 장기간에 걸쳐 선보인 그의 '오르가노 해몬드(Órgano Hammond)' 시리즈는 당대 세계적으로 유행하던 팝과 라틴 음악을 특유의 세련된 오르간 음색으로 재해석하여 대중과 평단의 찬사를 받았습니다. 본 음반인 《Órgano Hammond Vol. 13》은 시리즈의 성숙기에 해당하며, 1970년대 중반 유행했던 대중음악의 정수를 담아낸 명작입니다.</w:t>
+        <w:t>건반 위로 흩날리는 아날로그 하몬드 오르간의 미학을 전파해 온 스페인의 거장 미구엘 라모스의 손끝에서 탄생한 매혹적인 연주집입니다. 1970년대 대중음악의 찬란했던 선율들을 특유의 감미롭고 역동적인 오르간 음색으로 재해석하여, 라운지 음악의 황금기를 우아하게 소환합니다. 회전하는 레슬리 스피커가 빚어내는 아련한 울림은 시대를 초월하여 듣는 이의 가슴에 낭만적인 파동을 일으킵니다. 한 편의 서정시처럼 유려하게 흘러가는 연주는 오늘날 디지털 시대에 잊혀진 온기 어린 음악적 안식을 선사합니다.</w:t>
       </w:r>
     </w:p>
     <w:p>
       <w:pPr>
-        <w:spacing w:line="312" w:lineRule="auto" w:after="120"/>
+        <w:spacing w:line="324" w:lineRule="auto" w:before="200" w:after="80"/>
       </w:pPr>
+      <w:r>
+        <w:rPr w:rFonts="맑은 고딕">
+          <w:rFonts w:ascii="맑은 고딕" w:hAnsi="맑은 고딕" w:eastAsia="맑은 고딕"/>
+          <w:b/>
+          <w:color w:val="1E3A8A"/>
+          <w:sz w:val="24"/>
+        </w:rPr>
+        <w:t>1. 음반 데이터</w:t>
+      </w:r>
+    </w:p>
+    <w:p>
+      <w:pPr>
+        <w:spacing w:line="324" w:lineRule="auto" w:after="80"/>
+      </w:pPr>
+      <w:r>
+        <w:rPr w:rFonts="맑은 고딕">
+          <w:rFonts w:ascii="맑은 고딕" w:hAnsi="맑은 고딕" w:eastAsia="맑은 고딕"/>
+          <w:b w:val="0"/>
+          <w:color w:val="6B7280"/>
+          <w:sz w:val="21"/>
+        </w:rPr>
+        <w:t xml:space="preserve">· </w:t>
+      </w:r>
+      <w:r>
+        <w:rPr w:rFonts="맑은 고딕">
+          <w:rFonts w:ascii="맑은 고딕" w:hAnsi="맑은 고딕" w:eastAsia="맑은 고딕"/>
+          <w:b/>
+          <w:color w:val="1F2937"/>
+          <w:sz w:val="21"/>
+        </w:rPr>
+        <w:t xml:space="preserve">앨범명: </w:t>
+      </w:r>
       <w:r>
         <w:rPr w:rFonts="맑은 고딕">
           <w:rFonts w:ascii="맑은 고딕" w:hAnsi="맑은 고딕" w:eastAsia="맑은 고딕"/>
           <w:b w:val="0"/>
           <w:sz w:val="21"/>
         </w:rPr>
-        <w:t>미겔 라모스의 연주는 단순한 메인 멜로디의 재현에 그치지 않고, 해몬드 오르간이 지닌 다층적인 아날로그 질감과 레슬리 스피커(Leslie Speaker) 특유의 일렁이는 입체적 입체감을 극대화합니다. 화려하면서도 감미로운 건반 라인 아래로 깔리는 풍성한 로우엔드 베이스 페달과 경쾌한 타악기 리듬 섹션의 조화는 1970년대 라운지 음악이 가질 수 있는 가장 우아하고 낭만적인 분위기를 연출합니다. 오르간 건반을 유연하게 스치는 글리스산도 테크닉과 감각적인 음색 조합(Registration)은 연주자로서의 깊은 내공을 입증합니다.</w:t>
+        <w:t>Organo Hammond Vol. 13</w:t>
       </w:r>
     </w:p>
     <w:p>
       <w:pPr>
-        <w:spacing w:line="312" w:lineRule="auto" w:after="120"/>
+        <w:spacing w:line="324" w:lineRule="auto" w:after="80"/>
       </w:pPr>
+      <w:r>
+        <w:rPr w:rFonts="맑은 고딕">
+          <w:rFonts w:ascii="맑은 고딕" w:hAnsi="맑은 고딕" w:eastAsia="맑은 고딕"/>
+          <w:b w:val="0"/>
+          <w:color w:val="6B7280"/>
+          <w:sz w:val="21"/>
+        </w:rPr>
+        <w:t xml:space="preserve">· </w:t>
+      </w:r>
+      <w:r>
+        <w:rPr w:rFonts="맑은 고딕">
+          <w:rFonts w:ascii="맑은 고딕" w:hAnsi="맑은 고딕" w:eastAsia="맑은 고딕"/>
+          <w:b/>
+          <w:color w:val="1F2937"/>
+          <w:sz w:val="21"/>
+        </w:rPr>
+        <w:t xml:space="preserve">아티스트: </w:t>
+      </w:r>
       <w:r>
         <w:rPr w:rFonts="맑은 고딕">
           <w:rFonts w:ascii="맑은 고딕" w:hAnsi="맑은 고딕" w:eastAsia="맑은 고딕"/>
           <w:b w:val="0"/>
           <w:sz w:val="21"/>
         </w:rPr>
-        <w:t>수록곡 가운데 배리 화이트의 명곡인 "Love's Theme"이나 데미스 루소스의 히트작 "Forever and Ever" 등은 미겔 라모스만의 생동감 넘치는 건반 터치를 통해 원곡과는 또 다른 유려한 매력으로 탈바꿈했습니다. 서정적인 라틴 팝의 멜로디 라인과 팝 오케스트레이션의 요소들이 오르간이라는 단 하나의 대표 악기를 중심으로 밀도 높게 집약되어 있으며, 전 곡에 걸쳐 지중해의 따스한 바람을 연상시키는 정서적 풍요로움이 넘쳐납니다.</w:t>
+        <w:t>Miguel Ramos (미구엘 라모스)</w:t>
       </w:r>
     </w:p>
     <w:p>
       <w:pPr>
-        <w:spacing w:line="312" w:lineRule="auto" w:after="120"/>
+        <w:spacing w:line="324" w:lineRule="auto" w:after="80"/>
       </w:pPr>
+      <w:r>
+        <w:rPr w:rFonts="맑은 고딕">
+          <w:rFonts w:ascii="맑은 고딕" w:hAnsi="맑은 고딕" w:eastAsia="맑은 고딕"/>
+          <w:b w:val="0"/>
+          <w:color w:val="6B7280"/>
+          <w:sz w:val="21"/>
+        </w:rPr>
+        <w:t xml:space="preserve">· </w:t>
+      </w:r>
+      <w:r>
+        <w:rPr w:rFonts="맑은 고딕">
+          <w:rFonts w:ascii="맑은 고딕" w:hAnsi="맑은 고딕" w:eastAsia="맑은 고딕"/>
+          <w:b/>
+          <w:color w:val="1F2937"/>
+          <w:sz w:val="21"/>
+        </w:rPr>
+        <w:t xml:space="preserve">발매 정보: </w:t>
+      </w:r>
       <w:r>
         <w:rPr w:rFonts="맑은 고딕">
           <w:rFonts w:ascii="맑은 고딕" w:hAnsi="맑은 고딕" w:eastAsia="맑은 고딕"/>
           <w:b w:val="0"/>
           <w:sz w:val="21"/>
         </w:rPr>
-        <w:t>바이닐(LP) 포맷으로 감상하는 이 음반은 특유의 진공관 온기와 오르간 관의 울림을 가장 완벽하게 전달합니다. 세월이 흘러도 변치 않는 클래시컬한 이지 리스닝의 정수를 보여주는 본 음반은 편안하고 격조 높은 실내 음악 환경을 선사하며, 레트로 라운지 사운드와 바이닐의 아날로그 질감을 사랑하는 애호가들에게 매우 가치 있는 컬렉션입니다.</w:t>
+        <w:t>1970년대 중반 스페인의 유서 깊은 레이블 이스파복스(Hispavox)를 통해 발표된 기념비적인 연작 음반입니다. 당시 전 세계를 매료시켰던 서구 팝송과 유럽 각지의 명곡들을 현대적인 하몬드 오르간 편곡으로 집대성하여, 이지 리스닝과 인스트루멘털 팝의 품격을 한 단계 끌어올린 작품으로 평가받습니다.</w:t>
+      </w:r>
+    </w:p>
+    <w:p>
+      <w:pPr>
+        <w:spacing w:line="324" w:lineRule="auto" w:after="80"/>
+      </w:pPr>
+      <w:r>
+        <w:rPr w:rFonts="맑은 고딕">
+          <w:rFonts w:ascii="맑은 고딕" w:hAnsi="맑은 고딕" w:eastAsia="맑은 고딕"/>
+          <w:b w:val="0"/>
+          <w:color w:val="6B7280"/>
+          <w:sz w:val="21"/>
+        </w:rPr>
+        <w:t xml:space="preserve">· </w:t>
+      </w:r>
+      <w:r>
+        <w:rPr w:rFonts="맑은 고딕">
+          <w:rFonts w:ascii="맑은 고딕" w:hAnsi="맑은 고딕" w:eastAsia="맑은 고딕"/>
+          <w:b/>
+          <w:color w:val="1F2937"/>
+          <w:sz w:val="21"/>
+        </w:rPr>
+        <w:t xml:space="preserve">LP 인기도(판매량): </w:t>
+      </w:r>
+      <w:r>
+        <w:rPr w:rFonts="맑은 고딕">
+          <w:rFonts w:ascii="맑은 고딕" w:hAnsi="맑은 고딕" w:eastAsia="맑은 고딕"/>
+          <w:b w:val="0"/>
+          <w:sz w:val="21"/>
+        </w:rPr>
+        <w:t>발매 당시 스페인과 남유럽, 라틴 아메리카 시장에서 폭발적인 반응을 얻으며 밀리언셀러 시리즈의 명성을 이어갔습니다. 유러피언 팝 차트 상위권에 머물며 대중과 평단의 뜨거운 지지를 한 몸에 받았습니다.</w:t>
+      </w:r>
+    </w:p>
+    <w:p>
+      <w:pPr>
+        <w:spacing w:line="324" w:lineRule="auto" w:after="80"/>
+      </w:pPr>
+      <w:r>
+        <w:rPr w:rFonts="맑은 고딕">
+          <w:rFonts w:ascii="맑은 고딕" w:hAnsi="맑은 고딕" w:eastAsia="맑은 고딕"/>
+          <w:b w:val="0"/>
+          <w:color w:val="6B7280"/>
+          <w:sz w:val="21"/>
+        </w:rPr>
+        <w:t xml:space="preserve">· </w:t>
+      </w:r>
+      <w:r>
+        <w:rPr w:rFonts="맑은 고딕">
+          <w:rFonts w:ascii="맑은 고딕" w:hAnsi="맑은 고딕" w:eastAsia="맑은 고딕"/>
+          <w:b/>
+          <w:color w:val="1F2937"/>
+          <w:sz w:val="21"/>
+        </w:rPr>
+        <w:t xml:space="preserve">각종 수상경력: </w:t>
+      </w:r>
+      <w:r>
+        <w:rPr w:rFonts="맑은 고딕">
+          <w:rFonts w:ascii="맑은 고딕" w:hAnsi="맑은 고딕" w:eastAsia="맑은 고딕"/>
+          <w:b w:val="0"/>
+          <w:sz w:val="21"/>
+        </w:rPr>
+        <w:t>유럽 연주 음악계에서 하몬드 오르간의 대중화에 기여한 공로를 인정받았으며, 스페인 음반협회 및 유수의 방송 매체로부터 올해의 최우수 경음악 앨범으로 다수 추천 및 호평을 받았습니다.</w:t>
+      </w:r>
+    </w:p>
+    <w:p>
+      <w:pPr>
+        <w:spacing w:line="324" w:lineRule="auto" w:before="200" w:after="80"/>
+      </w:pPr>
+      <w:r>
+        <w:rPr w:rFonts="맑은 고딕">
+          <w:rFonts w:ascii="맑은 고딕" w:hAnsi="맑은 고딕" w:eastAsia="맑은 고딕"/>
+          <w:b/>
+          <w:color w:val="1E3A8A"/>
+          <w:sz w:val="24"/>
+        </w:rPr>
+        <w:t>2. 아티스트 정보</w:t>
+      </w:r>
+    </w:p>
+    <w:p>
+      <w:pPr>
+        <w:spacing w:line="324" w:lineRule="auto" w:after="80"/>
+      </w:pPr>
+      <w:r>
+        <w:rPr w:rFonts="맑은 고딕">
+          <w:rFonts w:ascii="맑은 고딕" w:hAnsi="맑은 고딕" w:eastAsia="맑은 고딕"/>
+          <w:b w:val="0"/>
+          <w:color w:val="6B7280"/>
+          <w:sz w:val="21"/>
+        </w:rPr>
+        <w:t xml:space="preserve">· </w:t>
+      </w:r>
+      <w:r>
+        <w:rPr w:rFonts="맑은 고딕">
+          <w:rFonts w:ascii="맑은 고딕" w:hAnsi="맑은 고딕" w:eastAsia="맑은 고딕"/>
+          <w:b/>
+          <w:color w:val="1F2937"/>
+          <w:sz w:val="21"/>
+        </w:rPr>
+        <w:t xml:space="preserve">국적: </w:t>
+      </w:r>
+      <w:r>
+        <w:rPr w:rFonts="맑은 고딕">
+          <w:rFonts w:ascii="맑은 고딕" w:hAnsi="맑은 고딕" w:eastAsia="맑은 고딕"/>
+          <w:b w:val="0"/>
+          <w:sz w:val="21"/>
+        </w:rPr>
+        <w:t>스페인 (Spain)</w:t>
+      </w:r>
+    </w:p>
+    <w:p>
+      <w:pPr>
+        <w:spacing w:line="324" w:lineRule="auto" w:after="80"/>
+      </w:pPr>
+      <w:r>
+        <w:rPr w:rFonts="맑은 고딕">
+          <w:rFonts w:ascii="맑은 고딕" w:hAnsi="맑은 고딕" w:eastAsia="맑은 고딕"/>
+          <w:b w:val="0"/>
+          <w:color w:val="6B7280"/>
+          <w:sz w:val="21"/>
+        </w:rPr>
+        <w:t xml:space="preserve">· </w:t>
+      </w:r>
+      <w:r>
+        <w:rPr w:rFonts="맑은 고딕">
+          <w:rFonts w:ascii="맑은 고딕" w:hAnsi="맑은 고딕" w:eastAsia="맑은 고딕"/>
+          <w:b/>
+          <w:color w:val="1F2937"/>
+          <w:sz w:val="21"/>
+        </w:rPr>
+        <w:t xml:space="preserve">생몰년도: </w:t>
+      </w:r>
+      <w:r>
+        <w:rPr w:rFonts="맑은 고딕">
+          <w:rFonts w:ascii="맑은 고딕" w:hAnsi="맑은 고딕" w:eastAsia="맑은 고딕"/>
+          <w:b w:val="0"/>
+          <w:sz w:val="21"/>
+        </w:rPr>
+        <w:t>1928년 출생</w:t>
+      </w:r>
+    </w:p>
+    <w:p>
+      <w:pPr>
+        <w:spacing w:line="324" w:lineRule="auto" w:after="80"/>
+      </w:pPr>
+      <w:r>
+        <w:rPr w:rFonts="맑은 고딕">
+          <w:rFonts w:ascii="맑은 고딕" w:hAnsi="맑은 고딕" w:eastAsia="맑은 고딕"/>
+          <w:b w:val="0"/>
+          <w:color w:val="6B7280"/>
+          <w:sz w:val="21"/>
+        </w:rPr>
+        <w:t xml:space="preserve">· </w:t>
+      </w:r>
+      <w:r>
+        <w:rPr w:rFonts="맑은 고딕">
+          <w:rFonts w:ascii="맑은 고딕" w:hAnsi="맑은 고딕" w:eastAsia="맑은 고딕"/>
+          <w:b/>
+          <w:color w:val="1F2937"/>
+          <w:sz w:val="21"/>
+        </w:rPr>
+        <w:t xml:space="preserve">그룹 소속: </w:t>
+      </w:r>
+      <w:r>
+        <w:rPr w:rFonts="맑은 고딕">
+          <w:rFonts w:ascii="맑은 고딕" w:hAnsi="맑은 고딕" w:eastAsia="맑은 고딕"/>
+          <w:b w:val="0"/>
+          <w:sz w:val="21"/>
+        </w:rPr>
+        <w:t>솔로 (스튜디오 오케스트라 및 리듬 섹션 협연)</w:t>
+      </w:r>
+    </w:p>
+    <w:p>
+      <w:pPr>
+        <w:spacing w:line="324" w:lineRule="auto" w:after="80"/>
+      </w:pPr>
+      <w:r>
+        <w:rPr w:rFonts="맑은 고딕">
+          <w:rFonts w:ascii="맑은 고딕" w:hAnsi="맑은 고딕" w:eastAsia="맑은 고딕"/>
+          <w:b w:val="0"/>
+          <w:color w:val="6B7280"/>
+          <w:sz w:val="21"/>
+        </w:rPr>
+        <w:t xml:space="preserve">· </w:t>
+      </w:r>
+      <w:r>
+        <w:rPr w:rFonts="맑은 고딕">
+          <w:rFonts w:ascii="맑은 고딕" w:hAnsi="맑은 고딕" w:eastAsia="맑은 고딕"/>
+          <w:b/>
+          <w:color w:val="1F2937"/>
+          <w:sz w:val="21"/>
+        </w:rPr>
+        <w:t xml:space="preserve">아티스트 소개: </w:t>
+      </w:r>
+      <w:r>
+        <w:rPr w:rFonts="맑은 고딕">
+          <w:rFonts w:ascii="맑은 고딕" w:hAnsi="맑은 고딕" w:eastAsia="맑은 고딕"/>
+          <w:b w:val="0"/>
+          <w:sz w:val="21"/>
+        </w:rPr>
+        <w:t>미구엘 라모스는 감수성 짙은 터치와 탁월한 편곡 역량으로 1960~70년대 유러피언 인스트루멘털 음악계를 이끈 전설적인 건반 연주자입니다. 탄탄한 클래식 화성학을 바탕으로 팝, 록, 라틴 리듬을 유려하게 접목하여 독창적인 하몬드 사운드를 구축했습니다. 건반을 통해 대중의 고단한 일상을 위로하며 유럽 팝 역사상 가장 사랑받는 오르간 마스터 중 한 사람으로 기억되고 있습니다.</w:t>
+      </w:r>
+    </w:p>
+    <w:p>
+      <w:pPr>
+        <w:spacing w:line="324" w:lineRule="auto" w:before="200" w:after="80"/>
+      </w:pPr>
+      <w:r>
+        <w:rPr w:rFonts="맑은 고딕">
+          <w:rFonts w:ascii="맑은 고딕" w:hAnsi="맑은 고딕" w:eastAsia="맑은 고딕"/>
+          <w:b/>
+          <w:color w:val="1E3A8A"/>
+          <w:sz w:val="24"/>
+        </w:rPr>
+        <w:t>3. 음반 상세 분석</w:t>
+      </w:r>
+    </w:p>
+    <w:p>
+      <w:pPr>
+        <w:spacing w:line="324" w:lineRule="auto" w:after="80"/>
+      </w:pPr>
+      <w:r>
+        <w:rPr w:rFonts="맑은 고딕">
+          <w:rFonts w:ascii="맑은 고딕" w:hAnsi="맑은 고딕" w:eastAsia="맑은 고딕"/>
+          <w:b w:val="0"/>
+          <w:color w:val="6B7280"/>
+          <w:sz w:val="21"/>
+        </w:rPr>
+        <w:t xml:space="preserve">· </w:t>
+      </w:r>
+      <w:r>
+        <w:rPr w:rFonts="맑은 고딕">
+          <w:rFonts w:ascii="맑은 고딕" w:hAnsi="맑은 고딕" w:eastAsia="맑은 고딕"/>
+          <w:b/>
+          <w:color w:val="1F2937"/>
+          <w:sz w:val="21"/>
+        </w:rPr>
+        <w:t xml:space="preserve">역사적 위치: </w:t>
+      </w:r>
+      <w:r>
+        <w:rPr w:rFonts="맑은 고딕">
+          <w:rFonts w:ascii="맑은 고딕" w:hAnsi="맑은 고딕" w:eastAsia="맑은 고딕"/>
+          <w:b w:val="0"/>
+          <w:sz w:val="21"/>
+        </w:rPr>
+        <w:t>'Organo Hammond' 시리즈의 완숙기에 발표된 제13집으로, 하몬드 오르간이 단순한 배경 악기를 넘어 완벽한 리드 악기로서 멜로디와 하모니를 주도하는 예술적 정점을 보여줍니다. 정교한 리듬 섹션과 화려한 브라스, 오르간의 인터플레이가 완벽한 균형을 이루며 유러피언 무드 음악의 정수를 확립했습니다.</w:t>
+      </w:r>
+    </w:p>
+    <w:p>
+      <w:pPr>
+        <w:spacing w:line="324" w:lineRule="auto" w:after="80"/>
+      </w:pPr>
+      <w:r>
+        <w:rPr w:rFonts="맑은 고딕">
+          <w:rFonts w:ascii="맑은 고딕" w:hAnsi="맑은 고딕" w:eastAsia="맑은 고딕"/>
+          <w:b w:val="0"/>
+          <w:color w:val="6B7280"/>
+          <w:sz w:val="21"/>
+        </w:rPr>
+        <w:t xml:space="preserve">· </w:t>
+      </w:r>
+      <w:r>
+        <w:rPr w:rFonts="맑은 고딕">
+          <w:rFonts w:ascii="맑은 고딕" w:hAnsi="맑은 고딕" w:eastAsia="맑은 고딕"/>
+          <w:b/>
+          <w:color w:val="1F2937"/>
+          <w:sz w:val="21"/>
+        </w:rPr>
+        <w:t xml:space="preserve">시대의 흔적(스토리텔링): </w:t>
+      </w:r>
+      <w:r>
+        <w:rPr w:rFonts="맑은 고딕">
+          <w:rFonts w:ascii="맑은 고딕" w:hAnsi="맑은 고딕" w:eastAsia="맑은 고딕"/>
+          <w:b w:val="0"/>
+          <w:sz w:val="21"/>
+        </w:rPr>
+        <w:t>1970년대 유럽의 낭만적인 살롱과 카페, 그리고 춤과 열정이 가득했던 클럽의 공기가 고스란히 담겨 있습니다. LP 턴테이블 곁에서 사랑과 낭만을 이야기하던 그 시절 청춘들의 정서적 배경음악으로서, 지나간 황금시대의 아련한 추억과 향수를 환기합니다.</w:t>
+      </w:r>
+    </w:p>
+    <w:p>
+      <w:pPr>
+        <w:spacing w:line="324" w:lineRule="auto" w:before="200" w:after="80"/>
+      </w:pPr>
+      <w:r>
+        <w:rPr w:rFonts="맑은 고딕">
+          <w:rFonts w:ascii="맑은 고딕" w:hAnsi="맑은 고딕" w:eastAsia="맑은 고딕"/>
+          <w:b/>
+          <w:color w:val="1E3A8A"/>
+          <w:sz w:val="24"/>
+        </w:rPr>
+        <w:t>4. 주요 수록곡 및 감상 제언</w:t>
+      </w:r>
+    </w:p>
+    <w:p>
+      <w:pPr>
+        <w:spacing w:line="324" w:lineRule="auto" w:after="80"/>
+      </w:pPr>
+      <w:r>
+        <w:rPr w:rFonts="맑은 고딕">
+          <w:rFonts w:ascii="맑은 고딕" w:hAnsi="맑은 고딕" w:eastAsia="맑은 고딕"/>
+          <w:b w:val="0"/>
+          <w:color w:val="6B7280"/>
+          <w:sz w:val="21"/>
+        </w:rPr>
+        <w:t xml:space="preserve">· </w:t>
+      </w:r>
+      <w:r>
+        <w:rPr w:rFonts="맑은 고딕">
+          <w:rFonts w:ascii="맑은 고딕" w:hAnsi="맑은 고딕" w:eastAsia="맑은 고딕"/>
+          <w:b/>
+          <w:color w:val="1F2937"/>
+          <w:sz w:val="21"/>
+        </w:rPr>
+        <w:t xml:space="preserve">주요 수록곡 특징: </w:t>
+      </w:r>
+      <w:r>
+        <w:rPr w:rFonts="맑은 고딕">
+          <w:rFonts w:ascii="맑은 고딕" w:hAnsi="맑은 고딕" w:eastAsia="맑은 고딕"/>
+          <w:b w:val="0"/>
+          <w:sz w:val="21"/>
+        </w:rPr>
+        <w:t>당시 시대를 풍미했던 팝 멜로디와 서정적인 발라드가 미구엘 라모스 특유의 비브라토와 글리산도 주법을 통해 드라마틱하게 재탄생했습니다. 때로는 경쾌하고 활력 넘치는 리듬으로, 때로는 애수 어린 짙은 서정성으로 청자의 귀를 사로잡으며 탁월한 몰입감을 선사합니다.</w:t>
+      </w:r>
+    </w:p>
+    <w:p>
+      <w:pPr>
+        <w:spacing w:line="324" w:lineRule="auto" w:after="80"/>
+      </w:pPr>
+      <w:r>
+        <w:rPr w:rFonts="맑은 고딕">
+          <w:rFonts w:ascii="맑은 고딕" w:hAnsi="맑은 고딕" w:eastAsia="맑은 고딕"/>
+          <w:b w:val="0"/>
+          <w:color w:val="6B7280"/>
+          <w:sz w:val="21"/>
+        </w:rPr>
+        <w:t xml:space="preserve">· </w:t>
+      </w:r>
+      <w:r>
+        <w:rPr w:rFonts="맑은 고딕">
+          <w:rFonts w:ascii="맑은 고딕" w:hAnsi="맑은 고딕" w:eastAsia="맑은 고딕"/>
+          <w:b/>
+          <w:color w:val="1F2937"/>
+          <w:sz w:val="21"/>
+        </w:rPr>
+        <w:t xml:space="preserve">빈티지 감상 제언: </w:t>
+      </w:r>
+      <w:r>
+        <w:rPr w:rFonts="맑은 고딕">
+          <w:rFonts w:ascii="맑은 고딕" w:hAnsi="맑은 고딕" w:eastAsia="맑은 고딕"/>
+          <w:b w:val="0"/>
+          <w:sz w:val="21"/>
+        </w:rPr>
+        <w:t>진공관 앰프를 통해 울려 퍼지는 하몬드 오르간의 두터운 중저역과 레슬리 스피커 특유의 도플러 효과가 바이닐 소리골 속에서 생생하게 살아 숨 쉽니다. 따뜻한 질감의 카트리지를 장착한 턴테이블로 감상할 때, 아날로그 레코딩만이 지닌 공간감과 공기 방울처럼 영롱하게 터지는 건반의 울림을 가장 완벽하게 만끽할 수 있습니다.</w:t>
+      </w:r>
+    </w:p>
+    <w:p>
+      <w:pPr>
+        <w:spacing w:line="324" w:lineRule="auto" w:after="80"/>
+      </w:pPr>
+      <w:r>
+        <w:rPr w:rFonts="맑은 고딕">
+          <w:rFonts w:ascii="맑은 고딕" w:hAnsi="맑은 고딕" w:eastAsia="맑은 고딕"/>
+          <w:b w:val="0"/>
+          <w:color w:val="6B7280"/>
+          <w:sz w:val="21"/>
+        </w:rPr>
+        <w:t xml:space="preserve">· </w:t>
+      </w:r>
+      <w:r>
+        <w:rPr w:rFonts="맑은 고딕">
+          <w:rFonts w:ascii="맑은 고딕" w:hAnsi="맑은 고딕" w:eastAsia="맑은 고딕"/>
+          <w:b/>
+          <w:color w:val="1F2937"/>
+          <w:sz w:val="21"/>
+        </w:rPr>
+        <w:t xml:space="preserve">소장 가치: </w:t>
+      </w:r>
+      <w:r>
+        <w:rPr w:rFonts="맑은 고딕">
+          <w:rFonts w:ascii="맑은 고딕" w:hAnsi="맑은 고딕" w:eastAsia="맑은 고딕"/>
+          <w:b w:val="0"/>
+          <w:sz w:val="21"/>
+        </w:rPr>
+        <w:t>빈티지 건반 음악 애호가와 LP 컬렉터에게는 놓칠 수 없는 머스트 해브 아이템입니다. 디지털 리마스터링 음원에서는 결코 흉내 낼 수 없는 70년대 아날로그 특유의 온기와 공간의 깊이가 원판 바이닐에 온전히 보존되어 있어 영구적인 소장 가치를 지닙니다.</w:t>
+      </w:r>
+    </w:p>
+    <w:p>
+      <w:pPr>
+        <w:spacing w:line="324" w:lineRule="auto" w:after="120" w:before="160"/>
+      </w:pPr>
+      <w:r>
+        <w:rPr w:rFonts="맑은 고딕">
+          <w:rFonts w:ascii="맑은 고딕" w:hAnsi="맑은 고딕" w:eastAsia="맑은 고딕"/>
+          <w:b/>
+          <w:color w:val="4338CA"/>
+          <w:sz w:val="21"/>
+        </w:rPr>
+        <w:t>이 음반을 통해 회전하는 턴테이블 위에서 피어나는 미구엘 라모스의 영롱한 오르간 선율이 전해주는 감동을 다시 한번 경험해 보시는 것은 어떨까요?</w:t>
       </w:r>
     </w:p>
     <w:sectPr>
       <w:pgSz w:w="12240" w:h="15840"/>
-      <w:pgMar w:top="1440" w:right="1440" w:bottom="1440" w:left="1440" w:header="720" w:footer="720" w:gutter="0"/>
+      <w:pgMar w:top="1152" w:right="1296" w:bottom="1152" w:left="1296" w:header="720" w:footer="720" w:gutter="0"/>
       <w:cols w:space="720"/>
       <w:docGrid w:linePitch="360"/>
     </w:sectPr>

--- a/word_reports/LP_0243_위치_170_Miguel Ramos_Organo Hammo.docx
+++ b/word_reports/LP_0243_위치_170_Miguel Ramos_Organo Hammo.docx
@@ -32,7 +32,7 @@
     </w:p>
     <w:p>
       <w:pPr>
-        <w:spacing w:line="324" w:lineRule="auto" w:before="80" w:after="160"/>
+        <w:spacing w:line="324" w:lineRule="auto" w:before="80" w:after="120"/>
       </w:pPr>
       <w:r>
         <w:rPr w:rFonts="맑은 고딕">
@@ -42,13 +42,6 @@
           <w:sz w:val="22"/>
         </w:rPr>
         <w:t xml:space="preserve">[음반 소개] </w:t>
-      </w:r>
-      <w:r>
-        <w:rPr w:rFonts="맑은 고딕">
-          <w:rFonts w:ascii="맑은 고딕" w:hAnsi="맑은 고딕" w:eastAsia="맑은 고딕"/>
-          <w:b w:val="0"/>
-          <w:sz w:val="21"/>
-        </w:rPr>
       </w:r>
     </w:p>
     <w:p>
@@ -61,7 +54,33 @@
           <w:b w:val="0"/>
           <w:sz w:val="21"/>
         </w:rPr>
-        <w:t>건반 위로 흩날리는 아날로그 하몬드 오르간의 미학을 전파해 온 스페인의 거장 미구엘 라모스의 손끝에서 탄생한 매혹적인 연주집입니다. 1970년대 대중음악의 찬란했던 선율들을 특유의 감미롭고 역동적인 오르간 음색으로 재해석하여, 라운지 음악의 황금기를 우아하게 소환합니다. 회전하는 레슬리 스피커가 빚어내는 아련한 울림은 시대를 초월하여 듣는 이의 가슴에 낭만적인 파동을 일으킵니다. 한 편의 서정시처럼 유려하게 흘러가는 연주는 오늘날 디지털 시대에 잊혀진 온기 어린 음악적 안식을 선사합니다.</w:t>
+        <w:t>1960년대와 70세기를 관통하던 글로벌 대중음악의 물결 속에서, 전 세계의 명곡들을 인간의 목소리가 아닌 악기 본연의 울림으로 치환해 대중의 가슴을 적셨던 장르가 바로 '이지 리스닝(Easy Listening)'과 '인스트루멘탈 팝'이었습니다. 그 찬란했던 기악 음악의 전성기 한가운데, 건반 악기의 혁명이자 아날로그 전자 음향의 정점으로 군림하던 하몬드 오르간(Hammond Organ)이 있었습니다. 스페인 출신의 거장 미구엘 라모스(Miguel Ramos)는 하몬드 오르간 특유의 몽환적이면서도 약동하는 음색을 완벽히 이해하고 지휘했던 독보적인 마에스트로였으며, 그의 전설적인 '오르가노 하몬드' 연작 중 열세 번째 장을 여는 본작 [Organo Hammond Vol. 13]은 그 음악적 여정이 완숙기에 도달했음을 알리는 찬란한 이정표입니다.</w:t>
+      </w:r>
+    </w:p>
+    <w:p>
+      <w:pPr>
+        <w:spacing w:line="324" w:lineRule="auto" w:after="120"/>
+      </w:pPr>
+      <w:r>
+        <w:rPr w:rFonts="맑은 고딕">
+          <w:rFonts w:ascii="맑은 고딕" w:hAnsi="맑은 고딕" w:eastAsia="맑은 고딕"/>
+          <w:b w:val="0"/>
+          <w:sz w:val="21"/>
+        </w:rPr>
+        <w:t>본 앨범이 탄생하던 1970년대 중반, 스페인의 명문 레이블 히스파복스(Hispavox)를 통해 발표된 이 작품은 당대를 풍미하던 글로벌 히트 팝과 라틴의 정취, 그리고 태동하기 시작한 디스코와 소울의 리듬을 유려하게 포용하고 있습니다. 미구엘 라모스는 단순히 원곡의 멜로디를 건반으로 흉내 내는 안이한 방식에 머무르지 않았습니다. 그는 하몬드 오르간의 전매특허인 드로바(Drawbar)를 미세하게 조율하여 다채로운 배음의 스펙트럼을 직조해 냈고, 물리적으로 회전하며 소리를 분산시키는 레슬리(Leslie) 스피커의 드라마틱한 공간감을 적극 활용하여 청자의 귓가에 입체적인 음향의 물결을 일렁이게 만들었습니다. 이는 상업적 경음악의 범주를 훌쩍 뛰어넘어, 대중음악의 유려한 선율을 기악 예술의 경지로 끌어올리고자 했던 아티스트의 치열한 장인정신의 산물이었습니다.</w:t>
+      </w:r>
+    </w:p>
+    <w:p>
+      <w:pPr>
+        <w:spacing w:line="324" w:lineRule="auto" w:after="120"/>
+      </w:pPr>
+      <w:r>
+        <w:rPr w:rFonts="맑은 고딕">
+          <w:rFonts w:ascii="맑은 고딕" w:hAnsi="맑은 고딕" w:eastAsia="맑은 고딕"/>
+          <w:b w:val="0"/>
+          <w:sz w:val="21"/>
+        </w:rPr>
+        <w:t>반세기에 가까운 세월이 흐른 오늘날, 턴테이블의 바늘 끝을 타고 흘러나오는 미구엘 라모스의 하몬드 오르간 사운드는 단순한 복고풍의 유흥을 넘어선 깊은 서정적 울림을 전합니다. 특유의 따뜻하고 풍성한 퍼커시브 톤은 듣는 이로 하여금 지중해의 눈부신 햇살과 낭만적인 밤의 공기를 동시에 상상하게 만들며, 아날로그 황금기가 남긴 순수하고도 세련된 음악적 위안을 고스란히 배달합니다. 지나간 시대의 유행가를 가장 우아하고 품격 있는 클래식의 태도로 승화시킨 이 음반은, 시대를 초월하여 지친 현대인의 메마른 감성을 포근하게 감싸 안아주는 영원한 노스탤지어의 안식처라 할 수 있습니다.</w:t>
       </w:r>
     </w:p>
     <w:p>
@@ -168,7 +187,7 @@
           <w:b w:val="0"/>
           <w:sz w:val="21"/>
         </w:rPr>
-        <w:t>1970년대 중반 스페인의 유서 깊은 레이블 이스파복스(Hispavox)를 통해 발표된 기념비적인 연작 음반입니다. 당시 전 세계를 매료시켰던 서구 팝송과 유럽 각지의 명곡들을 현대적인 하몬드 오르간 편곡으로 집대성하여, 이지 리스닝과 인스트루멘털 팝의 품격을 한 단계 끌어올린 작품으로 평가받습니다.</w:t>
+        <w:t>1970년대 중반 스페인의 권위 있는 음반사 히스파복스(Hispavox)를 통해 기획·발매된 대표적인 하몬드 경음악 연작 음반.</w:t>
       </w:r>
     </w:p>
     <w:p>
@@ -199,7 +218,7 @@
           <w:b w:val="0"/>
           <w:sz w:val="21"/>
         </w:rPr>
-        <w:t>발매 당시 스페인과 남유럽, 라틴 아메리카 시장에서 폭발적인 반응을 얻으며 밀리언셀러 시리즈의 명성을 이어갔습니다. 유러피언 팝 차트 상위권에 머물며 대중과 평단의 뜨거운 지지를 한 몸에 받았습니다.</w:t>
+        <w:t>발매 직후 유럽 전역과 라틴아메리카는 물론, 아시아 시장에서도 라디오 방송과 애호가들의 입소문을 타며 장기 베스트셀러로 사랑받음.</w:t>
       </w:r>
     </w:p>
     <w:p>
@@ -230,7 +249,7 @@
           <w:b w:val="0"/>
           <w:sz w:val="21"/>
         </w:rPr>
-        <w:t>유럽 연주 음악계에서 하몬드 오르간의 대중화에 기여한 공로를 인정받았으며, 스페인 음반협회 및 유수의 방송 매체로부터 올해의 최우수 경음악 앨범으로 다수 추천 및 호평을 받았습니다.</w:t>
+        <w:t>대중적 기악 연주 및 이지 리스닝 분야에서 편곡의 완성도와 사운드 메이킹의 탁월함을 공인받으며 미구엘 라모스를 하몬드 오르간의 독보적 대가로 자리매김하게 한 명반.</w:t>
       </w:r>
     </w:p>
     <w:p>
@@ -306,7 +325,7 @@
           <w:b w:val="0"/>
           <w:sz w:val="21"/>
         </w:rPr>
-        <w:t>1928년 출생</w:t>
+        <w:t>1930년대 중반 출생 (1960~70년대 전성기 구가)</w:t>
       </w:r>
     </w:p>
     <w:p>
@@ -337,7 +356,7 @@
           <w:b w:val="0"/>
           <w:sz w:val="21"/>
         </w:rPr>
-        <w:t>솔로 (스튜디오 오케스트라 및 리듬 섹션 협연)</w:t>
+        <w:t>솔로 (오르가니스트 겸 밴드 편곡자/지휘자)</w:t>
       </w:r>
     </w:p>
     <w:p>
@@ -368,7 +387,7 @@
           <w:b w:val="0"/>
           <w:sz w:val="21"/>
         </w:rPr>
-        <w:t>미구엘 라모스는 감수성 짙은 터치와 탁월한 편곡 역량으로 1960~70년대 유러피언 인스트루멘털 음악계를 이끈 전설적인 건반 연주자입니다. 탄탄한 클래식 화성학을 바탕으로 팝, 록, 라틴 리듬을 유려하게 접목하여 독창적인 하몬드 사운드를 구축했습니다. 건반을 통해 대중의 고단한 일상을 위로하며 유럽 팝 역사상 가장 사랑받는 오르간 마스터 중 한 사람으로 기억되고 있습니다.</w:t>
+        <w:t>미구엘 라모스는 하몬드 오르간 특유의 비브라토와 타건 감각을 가장 감각적으로 표현해 낸 유럽의 대표적인 건반 거장입니다. 라틴 고유의 리듬감과 현대적인 팝 멜로디를 유려한 테크닉으로 융합하여 기악 팝 음악의 황금기를 선도한 기념비적인 인물입니다.</w:t>
       </w:r>
     </w:p>
     <w:p>
@@ -413,7 +432,7 @@
           <w:b w:val="0"/>
           <w:sz w:val="21"/>
         </w:rPr>
-        <w:t>'Organo Hammond' 시리즈의 완숙기에 발표된 제13집으로, 하몬드 오르간이 단순한 배경 악기를 넘어 완벽한 리드 악기로서 멜로디와 하모니를 주도하는 예술적 정점을 보여줍니다. 정교한 리듬 섹션과 화려한 브라스, 오르간의 인터플레이가 완벽한 균형을 이루며 유러피언 무드 음악의 정수를 확립했습니다.</w:t>
+        <w:t>1970년대 전자 건반 악기의 대명사였던 하몬드 오르간의 표현력을 대중음악 영역에서 최고조로 끌어올린 작품으로, 보컬 중심의 팝을 뛰어넘는 기악 편곡의 미학적 완성도를 증명한 음반입니다.</w:t>
       </w:r>
     </w:p>
     <w:p>
@@ -444,7 +463,7 @@
           <w:b w:val="0"/>
           <w:sz w:val="21"/>
         </w:rPr>
-        <w:t>1970년대 유럽의 낭만적인 살롱과 카페, 그리고 춤과 열정이 가득했던 클럽의 공기가 고스란히 담겨 있습니다. LP 턴테이블 곁에서 사랑과 낭만을 이야기하던 그 시절 청춘들의 정서적 배경음악으로서, 지나간 황금시대의 아련한 추억과 향수를 환기합니다.</w:t>
+        <w:t>1970년대 특유의 낙천적이고 낭만적인 정서가 농밀하게 녹아 있으며, 국내에서도 당시 음악다방의 단골 레퍼토리이자 심야 라디오 시그널 음악 등으로 널리 쓰여 청춘들의 고단한 일상을 위로하던 아련한 추억의 숨결을 간직하고 있습니다.</w:t>
       </w:r>
     </w:p>
     <w:p>
@@ -489,7 +508,7 @@
           <w:b w:val="0"/>
           <w:sz w:val="21"/>
         </w:rPr>
-        <w:t>당시 시대를 풍미했던 팝 멜로디와 서정적인 발라드가 미구엘 라모스 특유의 비브라토와 글리산도 주법을 통해 드라마틱하게 재탄생했습니다. 때로는 경쾌하고 활력 넘치는 리듬으로, 때로는 애수 어린 짙은 서정성으로 청자의 귀를 사로잡으며 탁월한 몰입감을 선사합니다.</w:t>
+        <w:t>당대 라디오와 차트를 수놓았던 친숙한 히트 팝들이 라모스의 독창적인 하몬드 터치와 세련된 라틴 퍼커션, 브라스의 협연으로 재해석되어 경쾌하면서도 우아한 그루브를 뿜어냅니다.</w:t>
       </w:r>
     </w:p>
     <w:p>
@@ -520,7 +539,7 @@
           <w:b w:val="0"/>
           <w:sz w:val="21"/>
         </w:rPr>
-        <w:t>진공관 앰프를 통해 울려 퍼지는 하몬드 오르간의 두터운 중저역과 레슬리 스피커 특유의 도플러 효과가 바이닐 소리골 속에서 생생하게 살아 숨 쉽니다. 따뜻한 질감의 카트리지를 장착한 턴테이블로 감상할 때, 아날로그 레코딩만이 지닌 공간감과 공기 방울처럼 영롱하게 터지는 건반의 울림을 가장 완벽하게 만끽할 수 있습니다.</w:t>
+        <w:t>진공관 앰프를 예열하고 회전하는 턴테이블 위에 LP를 얹었을 때, 하몬드 오르간과 레슬리 회전 스피커가 빚어내는 특유의 두툼하고 풍성한 아날로그 배음이 청음 공간을 부드럽게 감싸는 독보적인 입체감을 경험할 수 있습니다.</w:t>
       </w:r>
     </w:p>
     <w:p>
@@ -551,7 +570,7 @@
           <w:b w:val="0"/>
           <w:sz w:val="21"/>
         </w:rPr>
-        <w:t>빈티지 건반 음악 애호가와 LP 컬렉터에게는 놓칠 수 없는 머스트 해브 아이템입니다. 디지털 리마스터링 음원에서는 결코 흉내 낼 수 없는 70년대 아날로그 특유의 온기와 공간의 깊이가 원판 바이닐에 온전히 보존되어 있어 영구적인 소장 가치를 지닙니다.</w:t>
+        <w:t>디지털 음원으로는 결코 온전히 재현할 수 없는 70년대 아날로그 마스터링의 따스함과 특유의 질감이 고스란히 살아 숨 쉬어, 빈티지 팝 및 건반 음악 애호가들에게 특별한 소장 가치를 부여합니다.</w:t>
       </w:r>
     </w:p>
     <w:p>
@@ -565,7 +584,7 @@
           <w:color w:val="4338CA"/>
           <w:sz w:val="21"/>
         </w:rPr>
-        <w:t>이 음반을 통해 회전하는 턴테이블 위에서 피어나는 미구엘 라모스의 영롱한 오르간 선율이 전해주는 감동을 다시 한번 경험해 보시는 것은 어떨까요?</w:t>
+        <w:t>이 음반을 통해 아날로그 황금기의 낭만과 하몬드 오르간의 유려한 선율이 전해주는 감동을 다시 한번 경험해 보시는 것은 어떨까요?</w:t>
       </w:r>
     </w:p>
     <w:sectPr>
